--- a/ai/docs/lvs_commands.docx
+++ b/ai/docs/lvs_commands.docx
@@ -3,21 +3,143 @@
 <w:document xmlns:wpc="http://schemas.microsoft.com/office/word/2010/wordprocessingCanvas" xmlns:cx="http://schemas.microsoft.com/office/drawing/2014/chartex" xmlns:cx1="http://schemas.microsoft.com/office/drawing/2015/9/8/chartex" xmlns:cx2="http://schemas.microsoft.com/office/drawing/2015/10/21/chartex" xmlns:cx3="http://schemas.microsoft.com/office/drawing/2016/5/9/chartex" xmlns:cx4="http://schemas.microsoft.com/office/drawing/2016/5/10/chartex" xmlns:cx5="http://schemas.microsoft.com/office/drawing/2016/5/11/chartex" xmlns:cx6="http://schemas.microsoft.com/office/drawing/2016/5/12/chartex" xmlns:cx7="http://schemas.microsoft.com/office/drawing/2016/5/13/chartex" xmlns:cx8="http://schemas.microsoft.com/office/drawing/2016/5/14/chartex" xmlns:mc="http://schemas.openxmlformats.org/markup-compatibility/2006" xmlns:aink="http://schemas.microsoft.com/office/drawing/2016/ink" xmlns:am3d="http://schemas.microsoft.com/office/drawing/2017/model3d" xmlns:o="urn:schemas-microsoft-com:office:office" xmlns:oel="http://schemas.microsoft.com/office/2019/extlst" xmlns:r="http://schemas.openxmlformats.org/officeDocument/2006/relationships" xmlns:m="http://schemas.openxmlformats.org/officeDocument/2006/math" xmlns:v="urn:schemas-microsoft-com:vml" xmlns:wp14="http://schemas.microsoft.com/office/word/2010/wordprocessingDrawing" xmlns:wp="http://schemas.openxmlformats.org/drawingml/2006/wordprocessingDrawing" xmlns:w10="urn:schemas-microsoft-com:office:word" xmlns:w="http://schemas.openxmlformats.org/wordprocessingml/2006/main" xmlns:w14="http://schemas.microsoft.com/office/word/2010/wordml" xmlns:w15="http://schemas.microsoft.com/office/word/2012/wordml" xmlns:w16cex="http://schemas.microsoft.com/office/word/2018/wordml/cex" xmlns:w16cid="http://schemas.microsoft.com/office/word/2016/wordml/cid" xmlns:w16="http://schemas.microsoft.com/office/word/2018/wordml" xmlns:w16du="http://schemas.microsoft.com/office/word/2023/wordml/word16du" xmlns:w16sdtdh="http://schemas.microsoft.com/office/word/2020/wordml/sdtdatahash" xmlns:w16sdtfl="http://schemas.microsoft.com/office/word/2024/wordml/sdtformatlock" xmlns:w16se="http://schemas.microsoft.com/office/word/2015/wordml/symex" xmlns:wpg="http://schemas.microsoft.com/office/word/2010/wordprocessingGroup" xmlns:wpi="http://schemas.microsoft.com/office/word/2010/wordprocessingInk" xmlns:wne="http://schemas.microsoft.com/office/word/2006/wordml" xmlns:wps="http://schemas.microsoft.com/office/word/2010/wordprocessingShape" mc:Ignorable="w14 w15 w16se w16cid w16 w16cex w16sdtdh w16sdtfl w16du wp14">
   <w:body>
     <w:p>
+      <w:pPr>
+        <w:jc w:val="both"/>
+        <w:rPr>
+          <w:rFonts w:ascii="Times New Roman" w:hAnsi="Times New Roman" w:cs="Times New Roman"/>
+          <w:i/>
+          <w:iCs/>
+        </w:rPr>
+      </w:pPr>
       <w:r>
         <w:rPr>
+          <w:rFonts w:ascii="Times New Roman" w:hAnsi="Times New Roman" w:cs="Times New Roman"/>
+          <w:i/>
+          <w:iCs/>
+        </w:rPr>
+        <w:t xml:space="preserve">This file is a Windows CMD runbook for preparing a local liveness-verification service environment, running clip-based tests, launching the </w:t>
+      </w:r>
+      <w:proofErr w:type="spellStart"/>
+      <w:r>
+        <w:rPr>
+          <w:rFonts w:ascii="Times New Roman" w:hAnsi="Times New Roman" w:cs="Times New Roman"/>
+          <w:i/>
+          <w:iCs/>
+        </w:rPr>
+        <w:t>FastAPI</w:t>
+      </w:r>
+      <w:proofErr w:type="spellEnd"/>
+      <w:r>
+        <w:rPr>
+          <w:rFonts w:ascii="Times New Roman" w:hAnsi="Times New Roman" w:cs="Times New Roman"/>
+          <w:i/>
+          <w:iCs/>
+        </w:rPr>
+        <w:t xml:space="preserve"> service, and checking the main endpoints from a client perspective. It is </w:t>
+      </w:r>
+      <w:proofErr w:type="spellStart"/>
+      <w:r>
+        <w:rPr>
+          <w:rFonts w:ascii="Times New Roman" w:hAnsi="Times New Roman" w:cs="Times New Roman"/>
+          <w:i/>
+          <w:iCs/>
+        </w:rPr>
+        <w:t>organised</w:t>
+      </w:r>
+      <w:proofErr w:type="spellEnd"/>
+      <w:r>
+        <w:rPr>
+          <w:rFonts w:ascii="Times New Roman" w:hAnsi="Times New Roman" w:cs="Times New Roman"/>
+          <w:i/>
+          <w:iCs/>
+        </w:rPr>
+        <w:t xml:space="preserve"> as a minimal developer test workflow rather than as a production deployment guide.</w:t>
+      </w:r>
+    </w:p>
+    <w:p>
+      <w:pPr>
+        <w:rPr>
+          <w:rFonts w:ascii="Times New Roman" w:hAnsi="Times New Roman" w:cs="Times New Roman"/>
+        </w:rPr>
+      </w:pPr>
+      <w:r>
+        <w:rPr>
+          <w:rFonts w:ascii="Times New Roman" w:hAnsi="Times New Roman" w:cs="Times New Roman"/>
           <w:b/>
           <w:sz w:val="28"/>
         </w:rPr>
-        <w:t>LVS — Windows CMD Commands (venv • tests • service)</w:t>
+        <w:t>LVS — Windows CMD Commands (</w:t>
+      </w:r>
+      <w:proofErr w:type="spellStart"/>
+      <w:r>
+        <w:rPr>
+          <w:rFonts w:ascii="Times New Roman" w:hAnsi="Times New Roman" w:cs="Times New Roman"/>
+          <w:b/>
+          <w:sz w:val="28"/>
+        </w:rPr>
+        <w:t>venv</w:t>
+      </w:r>
+      <w:proofErr w:type="spellEnd"/>
+      <w:r>
+        <w:rPr>
+          <w:rFonts w:ascii="Times New Roman" w:hAnsi="Times New Roman" w:cs="Times New Roman"/>
+          <w:b/>
+          <w:sz w:val="28"/>
+        </w:rPr>
+        <w:t xml:space="preserve"> • tests • service)</w:t>
       </w:r>
     </w:p>
-    <w:p/>
+    <w:p>
+      <w:pPr>
+        <w:rPr>
+          <w:rFonts w:ascii="Times New Roman" w:hAnsi="Times New Roman" w:cs="Times New Roman"/>
+        </w:rPr>
+      </w:pPr>
+    </w:p>
     <w:p>
       <w:pPr>
         <w:pStyle w:val="Heading2"/>
+        <w:rPr>
+          <w:rFonts w:ascii="Times New Roman" w:hAnsi="Times New Roman" w:cs="Times New Roman"/>
+        </w:rPr>
       </w:pPr>
       <w:r>
-        <w:t>1) Setup venv + install deps</w:t>
+        <w:rPr>
+          <w:rFonts w:ascii="Times New Roman" w:hAnsi="Times New Roman" w:cs="Times New Roman"/>
+        </w:rPr>
+        <w:t xml:space="preserve">1) Setup </w:t>
+      </w:r>
+      <w:proofErr w:type="spellStart"/>
+      <w:r>
+        <w:rPr>
+          <w:rFonts w:ascii="Times New Roman" w:hAnsi="Times New Roman" w:cs="Times New Roman"/>
+        </w:rPr>
+        <w:t>venv</w:t>
+      </w:r>
+      <w:proofErr w:type="spellEnd"/>
+      <w:r>
+        <w:rPr>
+          <w:rFonts w:ascii="Times New Roman" w:hAnsi="Times New Roman" w:cs="Times New Roman"/>
+        </w:rPr>
+        <w:t xml:space="preserve"> + install deps</w:t>
+      </w:r>
+    </w:p>
+    <w:p>
+      <w:pPr>
+        <w:jc w:val="both"/>
+        <w:rPr>
+          <w:rFonts w:ascii="Times New Roman" w:hAnsi="Times New Roman" w:cs="Times New Roman"/>
+          <w:i/>
+          <w:iCs/>
+        </w:rPr>
+      </w:pPr>
+      <w:r>
+        <w:rPr>
+          <w:rFonts w:ascii="Times New Roman" w:hAnsi="Times New Roman" w:cs="Times New Roman"/>
+          <w:i/>
+          <w:iCs/>
+        </w:rPr>
+        <w:t>This block creates an isolated Windows virtual environment and installs the dependencies needed for local testing and service startup. It should be run once for a fresh workspace before any tests or API checks are attempted.</w:t>
       </w:r>
     </w:p>
     <w:tbl>
@@ -35,63 +157,367 @@
             <w:shd w:val="clear" w:color="auto" w:fill="F3F4F6"/>
           </w:tcPr>
           <w:p>
+            <w:pPr>
+              <w:rPr>
+                <w:rFonts w:ascii="Times New Roman" w:hAnsi="Times New Roman" w:cs="Times New Roman"/>
+              </w:rPr>
+            </w:pPr>
             <w:r>
               <w:rPr>
-                <w:rFonts w:ascii="Consolas" w:hAnsi="Consolas"/>
+                <w:rFonts w:ascii="Times New Roman" w:hAnsi="Times New Roman" w:cs="Times New Roman"/>
                 <w:sz w:val="20"/>
               </w:rPr>
               <w:t>cd C:\temp_lvs_test</w:t>
             </w:r>
             <w:r>
               <w:rPr>
-                <w:rFonts w:ascii="Consolas" w:hAnsi="Consolas"/>
+                <w:rFonts w:ascii="Times New Roman" w:hAnsi="Times New Roman" w:cs="Times New Roman"/>
                 <w:sz w:val="20"/>
               </w:rPr>
               <w:br/>
-              <w:t>python -m venv .venv</w:t>
+              <w:t xml:space="preserve">python -m </w:t>
             </w:r>
+            <w:proofErr w:type="spellStart"/>
+            <w:proofErr w:type="gramStart"/>
             <w:r>
               <w:rPr>
-                <w:rFonts w:ascii="Consolas" w:hAnsi="Consolas"/>
+                <w:rFonts w:ascii="Times New Roman" w:hAnsi="Times New Roman" w:cs="Times New Roman"/>
+                <w:sz w:val="20"/>
+              </w:rPr>
+              <w:t>venv</w:t>
+            </w:r>
+            <w:proofErr w:type="spellEnd"/>
+            <w:r>
+              <w:rPr>
+                <w:rFonts w:ascii="Times New Roman" w:hAnsi="Times New Roman" w:cs="Times New Roman"/>
+                <w:sz w:val="20"/>
+              </w:rPr>
+              <w:t xml:space="preserve"> .</w:t>
+            </w:r>
+            <w:proofErr w:type="spellStart"/>
+            <w:r>
+              <w:rPr>
+                <w:rFonts w:ascii="Times New Roman" w:hAnsi="Times New Roman" w:cs="Times New Roman"/>
+                <w:sz w:val="20"/>
+              </w:rPr>
+              <w:t>venv</w:t>
+            </w:r>
+            <w:proofErr w:type="spellEnd"/>
+            <w:proofErr w:type="gramEnd"/>
+            <w:r>
+              <w:rPr>
+                <w:rFonts w:ascii="Times New Roman" w:hAnsi="Times New Roman" w:cs="Times New Roman"/>
                 <w:sz w:val="20"/>
               </w:rPr>
               <w:br/>
-              <w:t>.venv\Scripts\python -m pip install -U pip wheel setuptools</w:t>
+              <w:t>.</w:t>
             </w:r>
+            <w:proofErr w:type="spellStart"/>
             <w:r>
               <w:rPr>
-                <w:rFonts w:ascii="Consolas" w:hAnsi="Consolas"/>
+                <w:rFonts w:ascii="Times New Roman" w:hAnsi="Times New Roman" w:cs="Times New Roman"/>
+                <w:sz w:val="20"/>
+              </w:rPr>
+              <w:t>venv</w:t>
+            </w:r>
+            <w:proofErr w:type="spellEnd"/>
+            <w:r>
+              <w:rPr>
+                <w:rFonts w:ascii="Times New Roman" w:hAnsi="Times New Roman" w:cs="Times New Roman"/>
+                <w:sz w:val="20"/>
+              </w:rPr>
+              <w:t xml:space="preserve">\Scripts\python -m pip install -U pip wheel </w:t>
+            </w:r>
+            <w:proofErr w:type="spellStart"/>
+            <w:r>
+              <w:rPr>
+                <w:rFonts w:ascii="Times New Roman" w:hAnsi="Times New Roman" w:cs="Times New Roman"/>
+                <w:sz w:val="20"/>
+              </w:rPr>
+              <w:t>setuptools</w:t>
+            </w:r>
+            <w:proofErr w:type="spellEnd"/>
+            <w:r>
+              <w:rPr>
+                <w:rFonts w:ascii="Times New Roman" w:hAnsi="Times New Roman" w:cs="Times New Roman"/>
                 <w:sz w:val="20"/>
               </w:rPr>
               <w:br/>
             </w:r>
             <w:r>
               <w:rPr>
-                <w:rFonts w:ascii="Consolas" w:hAnsi="Consolas"/>
+                <w:rFonts w:ascii="Times New Roman" w:hAnsi="Times New Roman" w:cs="Times New Roman"/>
                 <w:sz w:val="20"/>
               </w:rPr>
               <w:br/>
-              <w:t>.venv\Scripts\pip install numpy opencv-python fastapi uvicorn pydantic pytest httpx requests</w:t>
+              <w:t>.</w:t>
+            </w:r>
+            <w:proofErr w:type="spellStart"/>
+            <w:r>
+              <w:rPr>
+                <w:rFonts w:ascii="Times New Roman" w:hAnsi="Times New Roman" w:cs="Times New Roman"/>
+                <w:sz w:val="20"/>
+              </w:rPr>
+              <w:t>venv</w:t>
+            </w:r>
+            <w:proofErr w:type="spellEnd"/>
+            <w:r>
+              <w:rPr>
+                <w:rFonts w:ascii="Times New Roman" w:hAnsi="Times New Roman" w:cs="Times New Roman"/>
+                <w:sz w:val="20"/>
+              </w:rPr>
+              <w:t xml:space="preserve">\Scripts\pip install </w:t>
+            </w:r>
+            <w:proofErr w:type="spellStart"/>
+            <w:r>
+              <w:rPr>
+                <w:rFonts w:ascii="Times New Roman" w:hAnsi="Times New Roman" w:cs="Times New Roman"/>
+                <w:sz w:val="20"/>
+              </w:rPr>
+              <w:t>numpy</w:t>
+            </w:r>
+            <w:proofErr w:type="spellEnd"/>
+            <w:r>
+              <w:rPr>
+                <w:rFonts w:ascii="Times New Roman" w:hAnsi="Times New Roman" w:cs="Times New Roman"/>
+                <w:sz w:val="20"/>
+              </w:rPr>
+              <w:t xml:space="preserve"> </w:t>
+            </w:r>
+            <w:proofErr w:type="spellStart"/>
+            <w:r>
+              <w:rPr>
+                <w:rFonts w:ascii="Times New Roman" w:hAnsi="Times New Roman" w:cs="Times New Roman"/>
+                <w:sz w:val="20"/>
+              </w:rPr>
+              <w:t>opencv</w:t>
+            </w:r>
+            <w:proofErr w:type="spellEnd"/>
+            <w:r>
+              <w:rPr>
+                <w:rFonts w:ascii="Times New Roman" w:hAnsi="Times New Roman" w:cs="Times New Roman"/>
+                <w:sz w:val="20"/>
+              </w:rPr>
+              <w:t xml:space="preserve">-python </w:t>
+            </w:r>
+            <w:proofErr w:type="spellStart"/>
+            <w:r>
+              <w:rPr>
+                <w:rFonts w:ascii="Times New Roman" w:hAnsi="Times New Roman" w:cs="Times New Roman"/>
+                <w:sz w:val="20"/>
+              </w:rPr>
+              <w:t>fastapi</w:t>
+            </w:r>
+            <w:proofErr w:type="spellEnd"/>
+            <w:r>
+              <w:rPr>
+                <w:rFonts w:ascii="Times New Roman" w:hAnsi="Times New Roman" w:cs="Times New Roman"/>
+                <w:sz w:val="20"/>
+              </w:rPr>
+              <w:t xml:space="preserve"> </w:t>
+            </w:r>
+            <w:proofErr w:type="spellStart"/>
+            <w:r>
+              <w:rPr>
+                <w:rFonts w:ascii="Times New Roman" w:hAnsi="Times New Roman" w:cs="Times New Roman"/>
+                <w:sz w:val="20"/>
+              </w:rPr>
+              <w:t>uvicorn</w:t>
+            </w:r>
+            <w:proofErr w:type="spellEnd"/>
+            <w:r>
+              <w:rPr>
+                <w:rFonts w:ascii="Times New Roman" w:hAnsi="Times New Roman" w:cs="Times New Roman"/>
+                <w:sz w:val="20"/>
+              </w:rPr>
+              <w:t xml:space="preserve"> </w:t>
+            </w:r>
+            <w:proofErr w:type="spellStart"/>
+            <w:r>
+              <w:rPr>
+                <w:rFonts w:ascii="Times New Roman" w:hAnsi="Times New Roman" w:cs="Times New Roman"/>
+                <w:sz w:val="20"/>
+              </w:rPr>
+              <w:t>pydantic</w:t>
+            </w:r>
+            <w:proofErr w:type="spellEnd"/>
+            <w:r>
+              <w:rPr>
+                <w:rFonts w:ascii="Times New Roman" w:hAnsi="Times New Roman" w:cs="Times New Roman"/>
+                <w:sz w:val="20"/>
+              </w:rPr>
+              <w:t xml:space="preserve"> </w:t>
+            </w:r>
+            <w:proofErr w:type="spellStart"/>
+            <w:r>
+              <w:rPr>
+                <w:rFonts w:ascii="Times New Roman" w:hAnsi="Times New Roman" w:cs="Times New Roman"/>
+                <w:sz w:val="20"/>
+              </w:rPr>
+              <w:t>pytest</w:t>
+            </w:r>
+            <w:proofErr w:type="spellEnd"/>
+            <w:r>
+              <w:rPr>
+                <w:rFonts w:ascii="Times New Roman" w:hAnsi="Times New Roman" w:cs="Times New Roman"/>
+                <w:sz w:val="20"/>
+              </w:rPr>
+              <w:t xml:space="preserve"> </w:t>
+            </w:r>
+            <w:proofErr w:type="spellStart"/>
+            <w:r>
+              <w:rPr>
+                <w:rFonts w:ascii="Times New Roman" w:hAnsi="Times New Roman" w:cs="Times New Roman"/>
+                <w:sz w:val="20"/>
+              </w:rPr>
+              <w:t>httpx</w:t>
+            </w:r>
+            <w:proofErr w:type="spellEnd"/>
+            <w:r>
+              <w:rPr>
+                <w:rFonts w:ascii="Times New Roman" w:hAnsi="Times New Roman" w:cs="Times New Roman"/>
+                <w:sz w:val="20"/>
+              </w:rPr>
+              <w:t xml:space="preserve"> requests</w:t>
             </w:r>
             <w:r>
               <w:rPr>
-                <w:rFonts w:ascii="Consolas" w:hAnsi="Consolas"/>
+                <w:rFonts w:ascii="Times New Roman" w:hAnsi="Times New Roman" w:cs="Times New Roman"/>
                 <w:sz w:val="20"/>
               </w:rPr>
               <w:br/>
-              <w:t>.venv\Scripts\pip install onnxruntime insightface mediapipe</w:t>
+              <w:t>.</w:t>
             </w:r>
+            <w:proofErr w:type="spellStart"/>
+            <w:r>
+              <w:rPr>
+                <w:rFonts w:ascii="Times New Roman" w:hAnsi="Times New Roman" w:cs="Times New Roman"/>
+                <w:sz w:val="20"/>
+              </w:rPr>
+              <w:t>venv</w:t>
+            </w:r>
+            <w:proofErr w:type="spellEnd"/>
+            <w:r>
+              <w:rPr>
+                <w:rFonts w:ascii="Times New Roman" w:hAnsi="Times New Roman" w:cs="Times New Roman"/>
+                <w:sz w:val="20"/>
+              </w:rPr>
+              <w:t xml:space="preserve">\Scripts\pip install </w:t>
+            </w:r>
+            <w:proofErr w:type="spellStart"/>
+            <w:r>
+              <w:rPr>
+                <w:rFonts w:ascii="Times New Roman" w:hAnsi="Times New Roman" w:cs="Times New Roman"/>
+                <w:sz w:val="20"/>
+              </w:rPr>
+              <w:t>onnxruntime</w:t>
+            </w:r>
+            <w:proofErr w:type="spellEnd"/>
+            <w:r>
+              <w:rPr>
+                <w:rFonts w:ascii="Times New Roman" w:hAnsi="Times New Roman" w:cs="Times New Roman"/>
+                <w:sz w:val="20"/>
+              </w:rPr>
+              <w:t xml:space="preserve"> </w:t>
+            </w:r>
+            <w:proofErr w:type="spellStart"/>
+            <w:r>
+              <w:rPr>
+                <w:rFonts w:ascii="Times New Roman" w:hAnsi="Times New Roman" w:cs="Times New Roman"/>
+                <w:sz w:val="20"/>
+              </w:rPr>
+              <w:t>insightface</w:t>
+            </w:r>
+            <w:proofErr w:type="spellEnd"/>
+            <w:r>
+              <w:rPr>
+                <w:rFonts w:ascii="Times New Roman" w:hAnsi="Times New Roman" w:cs="Times New Roman"/>
+                <w:sz w:val="20"/>
+              </w:rPr>
+              <w:t xml:space="preserve"> </w:t>
+            </w:r>
+            <w:proofErr w:type="spellStart"/>
+            <w:r>
+              <w:rPr>
+                <w:rFonts w:ascii="Times New Roman" w:hAnsi="Times New Roman" w:cs="Times New Roman"/>
+                <w:sz w:val="20"/>
+              </w:rPr>
+              <w:t>mediapipe</w:t>
+            </w:r>
+            <w:proofErr w:type="spellEnd"/>
           </w:p>
         </w:tc>
       </w:tr>
     </w:tbl>
-    <w:p/>
+    <w:p>
+      <w:pPr>
+        <w:rPr>
+          <w:rFonts w:ascii="Times New Roman" w:hAnsi="Times New Roman" w:cs="Times New Roman"/>
+        </w:rPr>
+      </w:pPr>
+    </w:p>
     <w:p>
       <w:pPr>
         <w:pStyle w:val="Heading2"/>
+        <w:rPr>
+          <w:rFonts w:ascii="Times New Roman" w:hAnsi="Times New Roman" w:cs="Times New Roman"/>
+        </w:rPr>
       </w:pPr>
       <w:r>
-        <w:t>2) Set env + run pytest (clips)</w:t>
+        <w:rPr>
+          <w:rFonts w:ascii="Times New Roman" w:hAnsi="Times New Roman" w:cs="Times New Roman"/>
+        </w:rPr>
+        <w:t xml:space="preserve">2) Set env + run </w:t>
+      </w:r>
+      <w:proofErr w:type="spellStart"/>
+      <w:r>
+        <w:rPr>
+          <w:rFonts w:ascii="Times New Roman" w:hAnsi="Times New Roman" w:cs="Times New Roman"/>
+        </w:rPr>
+        <w:t>pytest</w:t>
+      </w:r>
+      <w:proofErr w:type="spellEnd"/>
+      <w:r>
+        <w:rPr>
+          <w:rFonts w:ascii="Times New Roman" w:hAnsi="Times New Roman" w:cs="Times New Roman"/>
+        </w:rPr>
+        <w:t xml:space="preserve"> (clips)</w:t>
+      </w:r>
+    </w:p>
+    <w:p>
+      <w:pPr>
+        <w:jc w:val="both"/>
+        <w:rPr>
+          <w:rFonts w:ascii="Times New Roman" w:hAnsi="Times New Roman" w:cs="Times New Roman"/>
+          <w:i/>
+          <w:iCs/>
+        </w:rPr>
+      </w:pPr>
+      <w:r>
+        <w:rPr>
+          <w:rFonts w:ascii="Times New Roman" w:hAnsi="Times New Roman" w:cs="Times New Roman"/>
+          <w:i/>
+          <w:iCs/>
+        </w:rPr>
+        <w:t xml:space="preserve">This block sets the environment variables expected by the clip-based test suite and then runs </w:t>
+      </w:r>
+      <w:proofErr w:type="spellStart"/>
+      <w:r>
+        <w:rPr>
+          <w:rFonts w:ascii="Times New Roman" w:hAnsi="Times New Roman" w:cs="Times New Roman"/>
+          <w:i/>
+          <w:iCs/>
+        </w:rPr>
+        <w:t>pytest</w:t>
+      </w:r>
+      <w:proofErr w:type="spellEnd"/>
+      <w:r>
+        <w:rPr>
+          <w:rFonts w:ascii="Times New Roman" w:hAnsi="Times New Roman" w:cs="Times New Roman"/>
+          <w:i/>
+          <w:iCs/>
+        </w:rPr>
+        <w:t xml:space="preserve"> against the local test clips. It is intended as the first correctness gate before the web service is started.</w:t>
       </w:r>
     </w:p>
     <w:tbl>
@@ -109,16 +535,21 @@
             <w:shd w:val="clear" w:color="auto" w:fill="F3F4F6"/>
           </w:tcPr>
           <w:p>
+            <w:pPr>
+              <w:rPr>
+                <w:rFonts w:ascii="Times New Roman" w:hAnsi="Times New Roman" w:cs="Times New Roman"/>
+              </w:rPr>
+            </w:pPr>
             <w:r>
               <w:rPr>
-                <w:rFonts w:ascii="Consolas" w:hAnsi="Consolas"/>
+                <w:rFonts w:ascii="Times New Roman" w:hAnsi="Times New Roman" w:cs="Times New Roman"/>
                 <w:sz w:val="20"/>
               </w:rPr>
               <w:t>set GATEWAY_AUTH_TOKEN=test-token</w:t>
             </w:r>
             <w:r>
               <w:rPr>
-                <w:rFonts w:ascii="Consolas" w:hAnsi="Consolas"/>
+                <w:rFonts w:ascii="Times New Roman" w:hAnsi="Times New Roman" w:cs="Times New Roman"/>
                 <w:sz w:val="20"/>
               </w:rPr>
               <w:br/>
@@ -126,7 +557,7 @@
             </w:r>
             <w:r>
               <w:rPr>
-                <w:rFonts w:ascii="Consolas" w:hAnsi="Consolas"/>
+                <w:rFonts w:ascii="Times New Roman" w:hAnsi="Times New Roman" w:cs="Times New Roman"/>
                 <w:sz w:val="20"/>
               </w:rPr>
               <w:br/>
@@ -134,38 +565,159 @@
             </w:r>
             <w:r>
               <w:rPr>
-                <w:rFonts w:ascii="Consolas" w:hAnsi="Consolas"/>
+                <w:rFonts w:ascii="Times New Roman" w:hAnsi="Times New Roman" w:cs="Times New Roman"/>
                 <w:sz w:val="20"/>
               </w:rPr>
               <w:br/>
-              <w:t>set MP_FACE_LANDMARKER_TASK=%CD%\models\face_landmarker.task</w:t>
+              <w:t>set MP_FACE_LANDMARKER_TASK=%CD%\models\</w:t>
             </w:r>
+            <w:proofErr w:type="spellStart"/>
             <w:r>
               <w:rPr>
-                <w:rFonts w:ascii="Consolas" w:hAnsi="Consolas"/>
+                <w:rFonts w:ascii="Times New Roman" w:hAnsi="Times New Roman" w:cs="Times New Roman"/>
+                <w:sz w:val="20"/>
+              </w:rPr>
+              <w:t>face_landmarker.task</w:t>
+            </w:r>
+            <w:proofErr w:type="spellEnd"/>
+            <w:r>
+              <w:rPr>
+                <w:rFonts w:ascii="Times New Roman" w:hAnsi="Times New Roman" w:cs="Times New Roman"/>
                 <w:sz w:val="20"/>
               </w:rPr>
               <w:br/>
             </w:r>
             <w:r>
               <w:rPr>
-                <w:rFonts w:ascii="Consolas" w:hAnsi="Consolas"/>
+                <w:rFonts w:ascii="Times New Roman" w:hAnsi="Times New Roman" w:cs="Times New Roman"/>
                 <w:sz w:val="20"/>
               </w:rPr>
               <w:br/>
-              <w:t>.venv\Scripts\pytest -q test_liveness_clips.py</w:t>
+              <w:t>.</w:t>
+            </w:r>
+            <w:proofErr w:type="spellStart"/>
+            <w:r>
+              <w:rPr>
+                <w:rFonts w:ascii="Times New Roman" w:hAnsi="Times New Roman" w:cs="Times New Roman"/>
+                <w:sz w:val="20"/>
+              </w:rPr>
+              <w:t>venv</w:t>
+            </w:r>
+            <w:proofErr w:type="spellEnd"/>
+            <w:r>
+              <w:rPr>
+                <w:rFonts w:ascii="Times New Roman" w:hAnsi="Times New Roman" w:cs="Times New Roman"/>
+                <w:sz w:val="20"/>
+              </w:rPr>
+              <w:t>\Scripts\</w:t>
+            </w:r>
+            <w:proofErr w:type="spellStart"/>
+            <w:r>
+              <w:rPr>
+                <w:rFonts w:ascii="Times New Roman" w:hAnsi="Times New Roman" w:cs="Times New Roman"/>
+                <w:sz w:val="20"/>
+              </w:rPr>
+              <w:t>pytest</w:t>
+            </w:r>
+            <w:proofErr w:type="spellEnd"/>
+            <w:r>
+              <w:rPr>
+                <w:rFonts w:ascii="Times New Roman" w:hAnsi="Times New Roman" w:cs="Times New Roman"/>
+                <w:sz w:val="20"/>
+              </w:rPr>
+              <w:t xml:space="preserve"> -q test_liveness_clips.py</w:t>
             </w:r>
           </w:p>
         </w:tc>
       </w:tr>
     </w:tbl>
-    <w:p/>
+    <w:p>
+      <w:pPr>
+        <w:rPr>
+          <w:rFonts w:ascii="Times New Roman" w:hAnsi="Times New Roman" w:cs="Times New Roman"/>
+        </w:rPr>
+      </w:pPr>
+    </w:p>
     <w:p>
       <w:pPr>
         <w:pStyle w:val="Heading2"/>
+        <w:rPr>
+          <w:rFonts w:ascii="Times New Roman" w:hAnsi="Times New Roman" w:cs="Times New Roman"/>
+        </w:rPr>
       </w:pPr>
       <w:r>
-        <w:t>3) Start the web service (Uvicorn)</w:t>
+        <w:rPr>
+          <w:rFonts w:ascii="Times New Roman" w:hAnsi="Times New Roman" w:cs="Times New Roman"/>
+        </w:rPr>
+        <w:t>3) Start the web service (</w:t>
+      </w:r>
+      <w:proofErr w:type="spellStart"/>
+      <w:r>
+        <w:rPr>
+          <w:rFonts w:ascii="Times New Roman" w:hAnsi="Times New Roman" w:cs="Times New Roman"/>
+        </w:rPr>
+        <w:t>Uvicorn</w:t>
+      </w:r>
+      <w:proofErr w:type="spellEnd"/>
+      <w:r>
+        <w:rPr>
+          <w:rFonts w:ascii="Times New Roman" w:hAnsi="Times New Roman" w:cs="Times New Roman"/>
+        </w:rPr>
+        <w:t>)</w:t>
+      </w:r>
+    </w:p>
+    <w:p>
+      <w:pPr>
+        <w:jc w:val="both"/>
+        <w:rPr>
+          <w:rFonts w:ascii="Times New Roman" w:hAnsi="Times New Roman" w:cs="Times New Roman"/>
+          <w:i/>
+          <w:iCs/>
+        </w:rPr>
+      </w:pPr>
+      <w:r>
+        <w:rPr>
+          <w:rFonts w:ascii="Times New Roman" w:hAnsi="Times New Roman" w:cs="Times New Roman"/>
+          <w:i/>
+          <w:iCs/>
+        </w:rPr>
+        <w:t xml:space="preserve">This block launches the local </w:t>
+      </w:r>
+      <w:proofErr w:type="spellStart"/>
+      <w:r>
+        <w:rPr>
+          <w:rFonts w:ascii="Times New Roman" w:hAnsi="Times New Roman" w:cs="Times New Roman"/>
+          <w:i/>
+          <w:iCs/>
+        </w:rPr>
+        <w:t>Uvicorn</w:t>
+      </w:r>
+      <w:proofErr w:type="spellEnd"/>
+      <w:r>
+        <w:rPr>
+          <w:rFonts w:ascii="Times New Roman" w:hAnsi="Times New Roman" w:cs="Times New Roman"/>
+          <w:i/>
+          <w:iCs/>
+        </w:rPr>
+        <w:t xml:space="preserve"> service with the authentication token, election identifier, and </w:t>
+      </w:r>
+      <w:proofErr w:type="spellStart"/>
+      <w:r>
+        <w:rPr>
+          <w:rFonts w:ascii="Times New Roman" w:hAnsi="Times New Roman" w:cs="Times New Roman"/>
+          <w:i/>
+          <w:iCs/>
+        </w:rPr>
+        <w:t>MediaPipe</w:t>
+      </w:r>
+      <w:proofErr w:type="spellEnd"/>
+      <w:r>
+        <w:rPr>
+          <w:rFonts w:ascii="Times New Roman" w:hAnsi="Times New Roman" w:cs="Times New Roman"/>
+          <w:i/>
+          <w:iCs/>
+        </w:rPr>
+        <w:t xml:space="preserve"> landmark model path already defined. The service should remain running while the endpoint checks and client-path validation are performed.</w:t>
       </w:r>
     </w:p>
     <w:tbl>
@@ -183,16 +735,21 @@
             <w:shd w:val="clear" w:color="auto" w:fill="F3F4F6"/>
           </w:tcPr>
           <w:p>
+            <w:pPr>
+              <w:rPr>
+                <w:rFonts w:ascii="Times New Roman" w:hAnsi="Times New Roman" w:cs="Times New Roman"/>
+              </w:rPr>
+            </w:pPr>
             <w:r>
               <w:rPr>
-                <w:rFonts w:ascii="Consolas" w:hAnsi="Consolas"/>
+                <w:rFonts w:ascii="Times New Roman" w:hAnsi="Times New Roman" w:cs="Times New Roman"/>
                 <w:sz w:val="20"/>
               </w:rPr>
               <w:t>set GATEWAY_AUTH_TOKEN=test-token</w:t>
             </w:r>
             <w:r>
               <w:rPr>
-                <w:rFonts w:ascii="Consolas" w:hAnsi="Consolas"/>
+                <w:rFonts w:ascii="Times New Roman" w:hAnsi="Times New Roman" w:cs="Times New Roman"/>
                 <w:sz w:val="20"/>
               </w:rPr>
               <w:br/>
@@ -200,46 +757,118 @@
             </w:r>
             <w:r>
               <w:rPr>
-                <w:rFonts w:ascii="Consolas" w:hAnsi="Consolas"/>
+                <w:rFonts w:ascii="Times New Roman" w:hAnsi="Times New Roman" w:cs="Times New Roman"/>
                 <w:sz w:val="20"/>
               </w:rPr>
               <w:br/>
-              <w:t>set MP_FACE_LANDMARKER_TASK=%CD%\models\face_landmarker.task</w:t>
+              <w:t>set MP_FACE_LANDMARKER_TASK=%CD%\models\</w:t>
             </w:r>
+            <w:proofErr w:type="spellStart"/>
             <w:r>
               <w:rPr>
-                <w:rFonts w:ascii="Consolas" w:hAnsi="Consolas"/>
+                <w:rFonts w:ascii="Times New Roman" w:hAnsi="Times New Roman" w:cs="Times New Roman"/>
+                <w:sz w:val="20"/>
+              </w:rPr>
+              <w:t>face_landmarker.task</w:t>
+            </w:r>
+            <w:proofErr w:type="spellEnd"/>
+            <w:r>
+              <w:rPr>
+                <w:rFonts w:ascii="Times New Roman" w:hAnsi="Times New Roman" w:cs="Times New Roman"/>
                 <w:sz w:val="20"/>
               </w:rPr>
               <w:br/>
             </w:r>
             <w:r>
               <w:rPr>
-                <w:rFonts w:ascii="Consolas" w:hAnsi="Consolas"/>
+                <w:rFonts w:ascii="Times New Roman" w:hAnsi="Times New Roman" w:cs="Times New Roman"/>
                 <w:sz w:val="20"/>
               </w:rPr>
               <w:br/>
-              <w:t>.venv\Scripts\python -m uvicorn ^</w:t>
+            </w:r>
+            <w:proofErr w:type="gramStart"/>
+            <w:r>
+              <w:rPr>
+                <w:rFonts w:ascii="Times New Roman" w:hAnsi="Times New Roman" w:cs="Times New Roman"/>
+                <w:sz w:val="20"/>
+              </w:rPr>
+              <w:t>.</w:t>
+            </w:r>
+            <w:proofErr w:type="spellStart"/>
+            <w:r>
+              <w:rPr>
+                <w:rFonts w:ascii="Times New Roman" w:hAnsi="Times New Roman" w:cs="Times New Roman"/>
+                <w:sz w:val="20"/>
+              </w:rPr>
+              <w:t>venv</w:t>
+            </w:r>
+            <w:proofErr w:type="spellEnd"/>
+            <w:proofErr w:type="gramEnd"/>
+            <w:r>
+              <w:rPr>
+                <w:rFonts w:ascii="Times New Roman" w:hAnsi="Times New Roman" w:cs="Times New Roman"/>
+                <w:sz w:val="20"/>
+              </w:rPr>
+              <w:t xml:space="preserve">\Scripts\python -m </w:t>
+            </w:r>
+            <w:proofErr w:type="spellStart"/>
+            <w:r>
+              <w:rPr>
+                <w:rFonts w:ascii="Times New Roman" w:hAnsi="Times New Roman" w:cs="Times New Roman"/>
+                <w:sz w:val="20"/>
+              </w:rPr>
+              <w:t>uvicorn</w:t>
+            </w:r>
+            <w:proofErr w:type="spellEnd"/>
+            <w:r>
+              <w:rPr>
+                <w:rFonts w:ascii="Times New Roman" w:hAnsi="Times New Roman" w:cs="Times New Roman"/>
+                <w:sz w:val="20"/>
+              </w:rPr>
+              <w:t xml:space="preserve"> ^</w:t>
             </w:r>
             <w:r>
               <w:rPr>
-                <w:rFonts w:ascii="Consolas" w:hAnsi="Consolas"/>
+                <w:rFonts w:ascii="Times New Roman" w:hAnsi="Times New Roman" w:cs="Times New Roman"/>
                 <w:sz w:val="20"/>
               </w:rPr>
               <w:br/>
-              <w:t xml:space="preserve">  lvs_service:app ^</w:t>
+              <w:t xml:space="preserve">  </w:t>
+            </w:r>
+            <w:proofErr w:type="spellStart"/>
+            <w:r>
+              <w:rPr>
+                <w:rFonts w:ascii="Times New Roman" w:hAnsi="Times New Roman" w:cs="Times New Roman"/>
+                <w:sz w:val="20"/>
+              </w:rPr>
+              <w:t>lvs_service:app</w:t>
+            </w:r>
+            <w:proofErr w:type="spellEnd"/>
+            <w:r>
+              <w:rPr>
+                <w:rFonts w:ascii="Times New Roman" w:hAnsi="Times New Roman" w:cs="Times New Roman"/>
+                <w:sz w:val="20"/>
+              </w:rPr>
+              <w:t xml:space="preserve"> ^</w:t>
             </w:r>
             <w:r>
               <w:rPr>
-                <w:rFonts w:ascii="Consolas" w:hAnsi="Consolas"/>
+                <w:rFonts w:ascii="Times New Roman" w:hAnsi="Times New Roman" w:cs="Times New Roman"/>
                 <w:sz w:val="20"/>
               </w:rPr>
               <w:br/>
+            </w:r>
+            <w:r>
+              <w:rPr>
+                <w:rFonts w:ascii="Times New Roman" w:hAnsi="Times New Roman" w:cs="Times New Roman"/>
+                <w:sz w:val="20"/>
+              </w:rPr>
+              <w:lastRenderedPageBreak/>
               <w:t xml:space="preserve">  --host 127.0.0.1 ^</w:t>
             </w:r>
             <w:r>
               <w:rPr>
-                <w:rFonts w:ascii="Consolas" w:hAnsi="Consolas"/>
+                <w:rFonts w:ascii="Times New Roman" w:hAnsi="Times New Roman" w:cs="Times New Roman"/>
                 <w:sz w:val="20"/>
               </w:rPr>
               <w:br/>
@@ -249,13 +878,43 @@
         </w:tc>
       </w:tr>
     </w:tbl>
-    <w:p/>
+    <w:p>
+      <w:pPr>
+        <w:rPr>
+          <w:rFonts w:ascii="Times New Roman" w:hAnsi="Times New Roman" w:cs="Times New Roman"/>
+        </w:rPr>
+      </w:pPr>
+    </w:p>
     <w:p>
       <w:pPr>
         <w:pStyle w:val="Heading2"/>
+        <w:rPr>
+          <w:rFonts w:ascii="Times New Roman" w:hAnsi="Times New Roman" w:cs="Times New Roman"/>
+        </w:rPr>
       </w:pPr>
       <w:r>
+        <w:rPr>
+          <w:rFonts w:ascii="Times New Roman" w:hAnsi="Times New Roman" w:cs="Times New Roman"/>
+        </w:rPr>
         <w:t>4) Quick endpoint checks (curl)</w:t>
+      </w:r>
+    </w:p>
+    <w:p>
+      <w:pPr>
+        <w:jc w:val="both"/>
+        <w:rPr>
+          <w:rFonts w:ascii="Times New Roman" w:hAnsi="Times New Roman" w:cs="Times New Roman"/>
+          <w:i/>
+          <w:iCs/>
+        </w:rPr>
+      </w:pPr>
+      <w:r>
+        <w:rPr>
+          <w:rFonts w:ascii="Times New Roman" w:hAnsi="Times New Roman" w:cs="Times New Roman"/>
+          <w:i/>
+          <w:iCs/>
+        </w:rPr>
+        <w:t>This block exercises the basic health, policy, and clip-check endpoints through direct HTTP calls. It is useful for confirming that routing, authentication, and request handling are functioning before a higher-level client is introduced.</w:t>
       </w:r>
     </w:p>
     <w:tbl>
@@ -264,7 +923,7 @@
         <w:tblLook w:val="04A0" w:firstRow="1" w:lastRow="0" w:firstColumn="1" w:lastColumn="0" w:noHBand="0" w:noVBand="1"/>
       </w:tblPr>
       <w:tblGrid>
-        <w:gridCol w:w="8856"/>
+        <w:gridCol w:w="8640"/>
       </w:tblGrid>
       <w:tr>
         <w:tc>
@@ -273,16 +932,21 @@
             <w:shd w:val="clear" w:color="auto" w:fill="F3F4F6"/>
           </w:tcPr>
           <w:p>
+            <w:pPr>
+              <w:rPr>
+                <w:rFonts w:ascii="Times New Roman" w:hAnsi="Times New Roman" w:cs="Times New Roman"/>
+              </w:rPr>
+            </w:pPr>
             <w:r>
               <w:rPr>
-                <w:rFonts w:ascii="Consolas" w:hAnsi="Consolas"/>
+                <w:rFonts w:ascii="Times New Roman" w:hAnsi="Times New Roman" w:cs="Times New Roman"/>
                 <w:sz w:val="20"/>
               </w:rPr>
               <w:t>REM Health (no auth)</w:t>
             </w:r>
             <w:r>
               <w:rPr>
-                <w:rFonts w:ascii="Consolas" w:hAnsi="Consolas"/>
+                <w:rFonts w:ascii="Times New Roman" w:hAnsi="Times New Roman" w:cs="Times New Roman"/>
                 <w:sz w:val="20"/>
               </w:rPr>
               <w:br/>
@@ -290,14 +954,14 @@
             </w:r>
             <w:r>
               <w:rPr>
-                <w:rFonts w:ascii="Consolas" w:hAnsi="Consolas"/>
+                <w:rFonts w:ascii="Times New Roman" w:hAnsi="Times New Roman" w:cs="Times New Roman"/>
                 <w:sz w:val="20"/>
               </w:rPr>
               <w:br/>
             </w:r>
             <w:r>
               <w:rPr>
-                <w:rFonts w:ascii="Consolas" w:hAnsi="Consolas"/>
+                <w:rFonts w:ascii="Times New Roman" w:hAnsi="Times New Roman" w:cs="Times New Roman"/>
                 <w:sz w:val="20"/>
               </w:rPr>
               <w:br/>
@@ -305,7 +969,7 @@
             </w:r>
             <w:r>
               <w:rPr>
-                <w:rFonts w:ascii="Consolas" w:hAnsi="Consolas"/>
+                <w:rFonts w:ascii="Times New Roman" w:hAnsi="Times New Roman" w:cs="Times New Roman"/>
                 <w:sz w:val="20"/>
               </w:rPr>
               <w:br/>
@@ -313,22 +977,31 @@
             </w:r>
             <w:r>
               <w:rPr>
-                <w:rFonts w:ascii="Consolas" w:hAnsi="Consolas"/>
+                <w:rFonts w:ascii="Times New Roman" w:hAnsi="Times New Roman" w:cs="Times New Roman"/>
                 <w:sz w:val="20"/>
               </w:rPr>
               <w:br/>
             </w:r>
             <w:r>
               <w:rPr>
-                <w:rFonts w:ascii="Consolas" w:hAnsi="Consolas"/>
+                <w:rFonts w:ascii="Times New Roman" w:hAnsi="Times New Roman" w:cs="Times New Roman"/>
                 <w:sz w:val="20"/>
               </w:rPr>
               <w:br/>
-              <w:t>REM Clip sanity (auth) — update clip_path</w:t>
+              <w:t xml:space="preserve">REM Clip sanity (auth) — update </w:t>
             </w:r>
+            <w:proofErr w:type="spellStart"/>
             <w:r>
               <w:rPr>
-                <w:rFonts w:ascii="Consolas" w:hAnsi="Consolas"/>
+                <w:rFonts w:ascii="Times New Roman" w:hAnsi="Times New Roman" w:cs="Times New Roman"/>
+                <w:sz w:val="20"/>
+              </w:rPr>
+              <w:t>clip_path</w:t>
+            </w:r>
+            <w:proofErr w:type="spellEnd"/>
+            <w:r>
+              <w:rPr>
+                <w:rFonts w:ascii="Times New Roman" w:hAnsi="Times New Roman" w:cs="Times New Roman"/>
                 <w:sz w:val="20"/>
               </w:rPr>
               <w:br/>
@@ -336,30 +1009,39 @@
             </w:r>
             <w:r>
               <w:rPr>
-                <w:rFonts w:ascii="Consolas" w:hAnsi="Consolas"/>
+                <w:rFonts w:ascii="Times New Roman" w:hAnsi="Times New Roman" w:cs="Times New Roman"/>
                 <w:sz w:val="20"/>
               </w:rPr>
               <w:br/>
-              <w:t xml:space="preserve">  -H "Content-Type: application/json" ^</w:t>
+              <w:t xml:space="preserve">  -H "Content-Type: application/</w:t>
+            </w:r>
+            <w:proofErr w:type="spellStart"/>
+            <w:r>
+              <w:rPr>
+                <w:rFonts w:ascii="Times New Roman" w:hAnsi="Times New Roman" w:cs="Times New Roman"/>
+                <w:sz w:val="20"/>
+              </w:rPr>
+              <w:t>json</w:t>
+            </w:r>
+            <w:proofErr w:type="spellEnd"/>
+            <w:r>
+              <w:rPr>
+                <w:rFonts w:ascii="Times New Roman" w:hAnsi="Times New Roman" w:cs="Times New Roman"/>
+                <w:sz w:val="20"/>
+              </w:rPr>
+              <w:t>" ^</w:t>
             </w:r>
             <w:r>
               <w:rPr>
-                <w:rFonts w:ascii="Consolas" w:hAnsi="Consolas"/>
+                <w:rFonts w:ascii="Times New Roman" w:hAnsi="Times New Roman" w:cs="Times New Roman"/>
                 <w:sz w:val="20"/>
               </w:rPr>
               <w:br/>
-            </w:r>
-            <w:r>
-              <w:rPr>
-                <w:rFonts w:ascii="Consolas" w:hAnsi="Consolas"/>
-                <w:sz w:val="20"/>
-              </w:rPr>
-              <w:lastRenderedPageBreak/>
               <w:t xml:space="preserve">  -X POST http://127.0.0.1:8000/v1/liveness/check_clip ^</w:t>
             </w:r>
             <w:r>
               <w:rPr>
-                <w:rFonts w:ascii="Consolas" w:hAnsi="Consolas"/>
+                <w:rFonts w:ascii="Times New Roman" w:hAnsi="Times New Roman" w:cs="Times New Roman"/>
                 <w:sz w:val="20"/>
               </w:rPr>
               <w:br/>
@@ -369,17 +1051,55 @@
         </w:tc>
       </w:tr>
     </w:tbl>
-    <w:p/>
+    <w:p>
+      <w:pPr>
+        <w:rPr>
+          <w:rFonts w:ascii="Times New Roman" w:hAnsi="Times New Roman" w:cs="Times New Roman"/>
+        </w:rPr>
+      </w:pPr>
+    </w:p>
     <w:p>
       <w:pPr>
         <w:pStyle w:val="Heading2"/>
+        <w:rPr>
+          <w:rFonts w:ascii="Times New Roman" w:hAnsi="Times New Roman" w:cs="Times New Roman"/>
+        </w:rPr>
       </w:pPr>
       <w:r>
+        <w:rPr>
+          <w:rFonts w:ascii="Times New Roman" w:hAnsi="Times New Roman" w:cs="Times New Roman"/>
+        </w:rPr>
         <w:t>5) /v1/liveness (real client path)</w:t>
       </w:r>
     </w:p>
     <w:p>
+      <w:pPr>
+        <w:jc w:val="both"/>
+        <w:rPr>
+          <w:rFonts w:ascii="Times New Roman" w:hAnsi="Times New Roman" w:cs="Times New Roman"/>
+          <w:i/>
+          <w:iCs/>
+        </w:rPr>
+      </w:pPr>
       <w:r>
+        <w:rPr>
+          <w:rFonts w:ascii="Times New Roman" w:hAnsi="Times New Roman" w:cs="Times New Roman"/>
+          <w:i/>
+          <w:iCs/>
+        </w:rPr>
+        <w:t>This block moves from direct curl calls to the client-side posting path that sends encoded frame payloads. It is the closest command sequence in this document to the way a real caller would interact with the service.</w:t>
+      </w:r>
+    </w:p>
+    <w:p>
+      <w:pPr>
+        <w:rPr>
+          <w:rFonts w:ascii="Times New Roman" w:hAnsi="Times New Roman" w:cs="Times New Roman"/>
+        </w:rPr>
+      </w:pPr>
+      <w:r>
+        <w:rPr>
+          <w:rFonts w:ascii="Times New Roman" w:hAnsi="Times New Roman" w:cs="Times New Roman"/>
+        </w:rPr>
         <w:t>Use the helper script (posts frames_b64).</w:t>
       </w:r>
     </w:p>
@@ -398,16 +1118,21 @@
             <w:shd w:val="clear" w:color="auto" w:fill="F3F4F6"/>
           </w:tcPr>
           <w:p>
+            <w:pPr>
+              <w:rPr>
+                <w:rFonts w:ascii="Times New Roman" w:hAnsi="Times New Roman" w:cs="Times New Roman"/>
+              </w:rPr>
+            </w:pPr>
             <w:r>
               <w:rPr>
-                <w:rFonts w:ascii="Consolas" w:hAnsi="Consolas"/>
+                <w:rFonts w:ascii="Times New Roman" w:hAnsi="Times New Roman" w:cs="Times New Roman"/>
                 <w:sz w:val="20"/>
               </w:rPr>
               <w:t>REM Create client_post_clip.py once, then:</w:t>
             </w:r>
             <w:r>
               <w:rPr>
-                <w:rFonts w:ascii="Consolas" w:hAnsi="Consolas"/>
+                <w:rFonts w:ascii="Times New Roman" w:hAnsi="Times New Roman" w:cs="Times New Roman"/>
                 <w:sz w:val="20"/>
               </w:rPr>
               <w:br/>
@@ -415,17 +1140,39 @@
             </w:r>
             <w:r>
               <w:rPr>
-                <w:rFonts w:ascii="Consolas" w:hAnsi="Consolas"/>
+                <w:rFonts w:ascii="Times New Roman" w:hAnsi="Times New Roman" w:cs="Times New Roman"/>
                 <w:sz w:val="20"/>
               </w:rPr>
               <w:br/>
-              <w:t>.venv\Scripts\python client_post_clip.py</w:t>
+              <w:t>.</w:t>
+            </w:r>
+            <w:proofErr w:type="spellStart"/>
+            <w:r>
+              <w:rPr>
+                <w:rFonts w:ascii="Times New Roman" w:hAnsi="Times New Roman" w:cs="Times New Roman"/>
+                <w:sz w:val="20"/>
+              </w:rPr>
+              <w:t>venv</w:t>
+            </w:r>
+            <w:proofErr w:type="spellEnd"/>
+            <w:r>
+              <w:rPr>
+                <w:rFonts w:ascii="Times New Roman" w:hAnsi="Times New Roman" w:cs="Times New Roman"/>
+                <w:sz w:val="20"/>
+              </w:rPr>
+              <w:t>\Scripts\python client_post_clip.py</w:t>
             </w:r>
           </w:p>
         </w:tc>
       </w:tr>
     </w:tbl>
-    <w:p/>
+    <w:p>
+      <w:pPr>
+        <w:rPr>
+          <w:rFonts w:ascii="Times New Roman" w:hAnsi="Times New Roman" w:cs="Times New Roman"/>
+        </w:rPr>
+      </w:pPr>
+    </w:p>
     <w:sectPr>
       <w:pgSz w:w="12240" w:h="15840"/>
       <w:pgMar w:top="1440" w:right="1800" w:bottom="1440" w:left="1800" w:header="720" w:footer="720" w:gutter="0"/>
